--- a/docs/JMD-2L CNC - Руководство.docx
+++ b/docs/JMD-2L CNC - Руководство.docx
@@ -7448,7 +7448,7 @@
         <w:t xml:space="preserve">arduino</w:t>
       </w:r>
       <w:r>
-        <w:t xml:space="preserve"> рядом с программой нет, комплект был собран без инструментов прошивки. Тогда поставьте </w:t>
+        <w:t xml:space="preserve"> рядом с программой нет, комплект был собран без инструментов прошивки — так бывает, если программа поставлена из клона GitHub, а установщик не нашёл комплект. Тогда поставьте </w:t>
       </w:r>
       <w:r>
         <w:rPr>
@@ -7457,7 +7457,59 @@
         <w:t xml:space="preserve">Arduino IDE 1.8.19</w:t>
       </w:r>
       <w:r>
-        <w:t xml:space="preserve"> — на Windows 7 версия 2.x не запускается — и прошейте плату по разделу 7.5.</w:t>
+        <w:t xml:space="preserve"> — на Windows 7 версия 2.x не запускается. IDE нужна только ради </w:t>
+      </w:r>
+      <w:r>
+        <w:rPr>
+          <w:rStyle w:val="CodeChar"/>
+        </w:rPr>
+        <w:t xml:space="preserve">avrdude</w:t>
+      </w:r>
+      <w:r>
+        <w:t xml:space="preserve">: скрипт </w:t>
+      </w:r>
+      <w:r>
+        <w:rPr>
+          <w:rStyle w:val="CodeChar"/>
+        </w:rPr>
+        <w:t xml:space="preserve">bench\flash.ps1</w:t>
+      </w:r>
+      <w:r>
+        <w:t xml:space="preserve"> найдёт его сам, а собирать прошивку даже не придётся:</w:t>
+      </w:r>
+    </w:p>
+    <w:p>
+      <w:pPr>
+        <w:pStyle w:val="Code"/>
+      </w:pPr>
+      <w:r>
+        <w:t xml:space="preserve">powershell -ExecutionPolicy Bypass -File bench\flash.ps1 -Port COM4 -SkipBuild -BuildPath firmware\prebuilt</w:t>
+      </w:r>
+    </w:p>
+    <w:p>
+      <w:pPr>
+        <w:jc w:val="both"/>
+      </w:pPr>
+      <w:r>
+        <w:t xml:space="preserve">Готовый </w:t>
+      </w:r>
+      <w:r>
+        <w:rPr>
+          <w:rStyle w:val="CodeChar"/>
+        </w:rPr>
+        <w:t xml:space="preserve">.hex</w:t>
+      </w:r>
+      <w:r>
+        <w:t xml:space="preserve"> лежит в </w:t>
+      </w:r>
+      <w:r>
+        <w:rPr>
+          <w:rStyle w:val="CodeChar"/>
+        </w:rPr>
+        <w:t xml:space="preserve">firmware\prebuilt</w:t>
+      </w:r>
+      <w:r>
+        <w:t xml:space="preserve">. Всё то же самое можно сделать руками через IDE, раздел 7.5.</w:t>
       </w:r>
     </w:p>
     <w:p>

--- a/docs/JMD-2L CNC - Руководство.docx
+++ b/docs/JMD-2L CNC - Руководство.docx
@@ -1704,7 +1704,7 @@
         <w:jc w:val="both"/>
       </w:pPr>
       <w:r>
-        <w:t xml:space="preserve">Установленная программа занимает около 386 МБ: 50 МБ — Node.js, 333 МБ — инструменты прошивки, остальное — панель и руководство.</w:t>
+        <w:t xml:space="preserve">Установленная программа занимает около 386 МБ, если в комплекте были инструменты прошивки: 50 МБ — Node.js, 333 МБ — инструменты прошивки, остальное — панель и руководство. Из клона GitHub инструментов прошивки нет, и размер получается около 53 МБ: прошить плату тогда можно, поставив Arduino IDE, раздел 7.2.</w:t>
       </w:r>
     </w:p>
     <w:p>
